--- a/paper/Revised_Manuscript_R1_marked.docx
+++ b/paper/Revised_Manuscript_R1_marked.docx
@@ -12148,7 +12148,39 @@
           <w:szCs w:val="22"/>
           <w:lang w:eastAsia="zh-CN"/>
         </w:rPr>
-        <w:t xml:space="preserve"> (ds002739, DOI 10.18112/openneuro.ds002739.v1.0.0). This study analyzed these de-identified data and collected no new data. The analysis code, the analysis plan and amendments with file times, the environment, the channel mask, retained-trial and adjacent-pair indices, normalization and RT-regression settings, decoder configurations and seeds, participant-level predictions, machine-readable permutation statistics, and the scripts that generate every table and figure from one result file are provided as a versioned reproducibility package (release R1, with a SHA-256 manifest). [AUTHORS TO INSERT the public repository address before submission, for example: The implementation code is publicly available at: (GitHub URL). The editor encourages a public release.</w:t>
+        <w:t xml:space="preserve"> (ds002739, DOI 10.18112/openneuro.ds002739.v1.0.0). This study analyzed these de-identified data and collected no new data. The analysis code, the analysis plan and amendments with file times, the environment, the channel mask, retained-trial and adjacent-pair indices, normalization and RT-regression settings, decoder configurations and seeds, participant-level predictions, machine-readable permutation statistics, and the scripts that generate every table and figure from one result file are provided as a versioned reproducibility package (release R1, with a SHA-256 manifest). </w:t>
+      </w:r>
+      <w:r>
+        <w:rPr>
+          <w:rFonts w:eastAsia="SimSun"/>
+          <w:color w:val="FF0000"/>
+          <w:sz w:val="22"/>
+          <w:szCs w:val="22"/>
+          <w:lang w:eastAsia="zh-CN"/>
+        </w:rPr>
+        <w:t xml:space="preserve">GitHub repo link: </w:t>
+      </w:r>
+      <w:hyperlink r:id="rId12" w:history="1">
+        <w:r>
+          <w:rPr>
+            <w:rStyle w:val="Hyperlink"/>
+            <w:rFonts w:eastAsia="SimSun"/>
+            <w:sz w:val="22"/>
+            <w:szCs w:val="22"/>
+            <w:lang w:eastAsia="zh-CN"/>
+          </w:rPr>
+          <w:t>https://github.com/pranave-2/BCI-Project/tree/main</w:t>
+        </w:r>
+      </w:hyperlink>
+      <w:r>
+        <w:rPr>
+          <w:rFonts w:eastAsia="SimSun"/>
+          <w:color w:val="FF0000"/>
+          <w:sz w:val="22"/>
+          <w:szCs w:val="22"/>
+          <w:lang w:eastAsia="zh-CN"/>
+        </w:rPr>
+        <w:t>. The editor encourages a public release.</w:t>
       </w:r>
       <w:r>
         <w:rPr>
@@ -12272,7 +12304,17 @@
           <w:szCs w:val="22"/>
           <w:lang w:eastAsia="zh-CN"/>
         </w:rPr>
-        <w:t xml:space="preserve"> ds002739, CC0).</w:t>
+        <w:t xml:space="preserve"> </w:t>
+      </w:r>
+      <w:r>
+        <w:rPr>
+          <w:rFonts w:eastAsia="SimSun"/>
+          <w:color w:val="FF0000"/>
+          <w:sz w:val="22"/>
+          <w:szCs w:val="22"/>
+          <w:lang w:eastAsia="zh-CN"/>
+        </w:rPr>
+        <w:t>ds002739, CC0).</w:t>
       </w:r>
       <w:r>
         <w:rPr>
@@ -12992,23 +13034,24 @@
           <w:sz w:val="22"/>
           <w:szCs w:val="22"/>
         </w:rPr>
-        <w:t xml:space="preserve">, “Quality of evidence for perceptual decision </w:t>
-      </w:r>
-      <w:r>
-        <w:rPr>
+        <w:t xml:space="preserve">, “Quality of evidence for perceptual decision making is indexed by trial-to-trial variability of the EEG”, </w:t>
+      </w:r>
+      <w:r>
+        <w:rPr>
+          <w:i/>
+          <w:sz w:val="22"/>
+          <w:szCs w:val="22"/>
+        </w:rPr>
+        <w:t xml:space="preserve">Proceedings of the National </w:t>
+      </w:r>
+      <w:r>
+        <w:rPr>
+          <w:i/>
           <w:sz w:val="22"/>
           <w:szCs w:val="22"/>
         </w:rPr>
         <w:lastRenderedPageBreak/>
-        <w:t xml:space="preserve">making is indexed by trial-to-trial variability of the EEG”, </w:t>
-      </w:r>
-      <w:r>
-        <w:rPr>
-          <w:i/>
-          <w:sz w:val="22"/>
-          <w:szCs w:val="22"/>
-        </w:rPr>
-        <w:t>Proceedings of the National Academy of Sciences</w:t>
+        <w:t>Academy of Sciences</w:t>
       </w:r>
       <w:r>
         <w:rPr>
@@ -14132,8 +14175,8 @@
       <w:pPr>
         <w:spacing w:after="0" w:line="20" w:lineRule="exact"/>
         <w:sectPr>
-          <w:headerReference w:type="default" r:id="rId12"/>
-          <w:footerReference w:type="default" r:id="rId13"/>
+          <w:headerReference w:type="default" r:id="rId13"/>
+          <w:footerReference w:type="default" r:id="rId14"/>
           <w:type w:val="continuous"/>
           <w:pgSz w:w="11906" w:h="16838" w:code="9"/>
           <w:pgMar w:top="1440" w:right="1080" w:bottom="1440" w:left="1080" w:header="850" w:footer="567" w:gutter="0"/>
@@ -14144,8 +14187,8 @@
     </w:p>
     <w:p/>
     <w:sectPr>
-      <w:headerReference w:type="default" r:id="rId14"/>
-      <w:footerReference w:type="default" r:id="rId15"/>
+      <w:headerReference w:type="default" r:id="rId15"/>
+      <w:footerReference w:type="default" r:id="rId16"/>
       <w:type w:val="continuous"/>
       <w:pgSz w:w="11906" w:h="16838" w:code="9"/>
       <w:pgMar w:top="1440" w:right="1080" w:bottom="1440" w:left="1080" w:header="850" w:footer="567" w:gutter="0"/>
@@ -16238,6 +16281,7 @@
   <w:style w:type="character" w:default="1" w:styleId="DefaultParagraphFont">
     <w:name w:val="Default Paragraph Font"/>
     <w:uiPriority w:val="1"/>
+    <w:semiHidden/>
     <w:unhideWhenUsed/>
   </w:style>
   <w:style w:type="table" w:default="1" w:styleId="TableNormal">
@@ -16512,6 +16556,18 @@
       <w:sz w:val="24"/>
       <w:szCs w:val="24"/>
       <w:lang w:val="tr-TR" w:eastAsia="tr-TR"/>
+    </w:rPr>
+  </w:style>
+  <w:style w:type="character" w:styleId="UnresolvedMention">
+    <w:name w:val="Unresolved Mention"/>
+    <w:basedOn w:val="DefaultParagraphFont"/>
+    <w:uiPriority w:val="99"/>
+    <w:semiHidden/>
+    <w:unhideWhenUsed/>
+    <w:rsid w:val="00810CDD"/>
+    <w:rPr>
+      <w:color w:val="605E5C"/>
+      <w:shd w:val="clear" w:color="auto" w:fill="E1DFDD"/>
     </w:rPr>
   </w:style>
 </w:styles>
